--- a/Projektmunka_dokumentalasa.docx
+++ b/Projektmunka_dokumentalasa.docx
@@ -58,6 +58,7 @@
         <w:rPr>
           <w:rFonts w:ascii="Times New Roman" w:hAnsi="Times New Roman" w:cs="Times New Roman"/>
           <w:b/>
+          <w:noProof/>
           <w:sz w:val="44"/>
           <w:szCs w:val="44"/>
         </w:rPr>
@@ -77,7 +78,7 @@
                     <pic:cNvPicPr/>
                   </pic:nvPicPr>
                   <pic:blipFill>
-                    <a:blip r:embed="rId4"/>
+                    <a:blip r:embed="rId8"/>
                     <a:stretch>
                       <a:fillRect/>
                     </a:stretch>
@@ -267,15 +268,686 @@
         <w:br w:type="page"/>
       </w:r>
     </w:p>
+    <w:sdt>
+      <w:sdtPr>
+        <w:id w:val="1554577836"/>
+        <w:docPartObj>
+          <w:docPartGallery w:val="Table of Contents"/>
+          <w:docPartUnique/>
+        </w:docPartObj>
+      </w:sdtPr>
+      <w:sdtEndPr>
+        <w:rPr>
+          <w:rFonts w:asciiTheme="minorHAnsi" w:eastAsiaTheme="minorHAnsi" w:hAnsiTheme="minorHAnsi" w:cstheme="minorBidi"/>
+          <w:b/>
+          <w:bCs/>
+          <w:color w:val="auto"/>
+          <w:sz w:val="22"/>
+          <w:szCs w:val="22"/>
+          <w:lang w:eastAsia="en-US"/>
+        </w:rPr>
+      </w:sdtEndPr>
+      <w:sdtContent>
+        <w:p>
+          <w:pPr>
+            <w:pStyle w:val="Tartalomjegyzkcmsora"/>
+            <w:spacing w:after="240"/>
+            <w:rPr>
+              <w:rFonts w:ascii="Times New Roman" w:hAnsi="Times New Roman" w:cs="Times New Roman"/>
+              <w:color w:val="000000" w:themeColor="text1"/>
+              <w:sz w:val="28"/>
+              <w:szCs w:val="28"/>
+            </w:rPr>
+          </w:pPr>
+          <w:r>
+            <w:rPr>
+              <w:rFonts w:ascii="Times New Roman" w:hAnsi="Times New Roman" w:cs="Times New Roman"/>
+              <w:color w:val="000000" w:themeColor="text1"/>
+              <w:sz w:val="28"/>
+              <w:szCs w:val="28"/>
+            </w:rPr>
+            <w:t>Tartalom</w:t>
+          </w:r>
+        </w:p>
+        <w:p>
+          <w:pPr>
+            <w:pStyle w:val="TJ1"/>
+            <w:tabs>
+              <w:tab w:val="right" w:leader="dot" w:pos="9062"/>
+            </w:tabs>
+            <w:rPr>
+              <w:rFonts w:ascii="Times New Roman" w:eastAsiaTheme="minorEastAsia" w:hAnsi="Times New Roman" w:cs="Times New Roman"/>
+              <w:noProof/>
+              <w:sz w:val="24"/>
+              <w:szCs w:val="24"/>
+              <w:lang w:eastAsia="hu-HU"/>
+            </w:rPr>
+          </w:pPr>
+          <w:r>
+            <w:rPr>
+              <w:rFonts w:ascii="Times New Roman" w:hAnsi="Times New Roman" w:cs="Times New Roman"/>
+              <w:sz w:val="24"/>
+              <w:szCs w:val="24"/>
+            </w:rPr>
+            <w:fldChar w:fldCharType="begin"/>
+          </w:r>
+          <w:r>
+            <w:rPr>
+              <w:rFonts w:ascii="Times New Roman" w:hAnsi="Times New Roman" w:cs="Times New Roman"/>
+              <w:sz w:val="24"/>
+              <w:szCs w:val="24"/>
+            </w:rPr>
+            <w:instrText xml:space="preserve"> TOC \o "1-3" \h \z \u </w:instrText>
+          </w:r>
+          <w:r>
+            <w:rPr>
+              <w:rFonts w:ascii="Times New Roman" w:hAnsi="Times New Roman" w:cs="Times New Roman"/>
+              <w:sz w:val="24"/>
+              <w:szCs w:val="24"/>
+            </w:rPr>
+            <w:fldChar w:fldCharType="separate"/>
+          </w:r>
+          <w:hyperlink w:anchor="_Toc221019647" w:history="1">
+            <w:r>
+              <w:rPr>
+                <w:rStyle w:val="Hiperhivatkozs"/>
+                <w:rFonts w:ascii="Times New Roman" w:hAnsi="Times New Roman" w:cs="Times New Roman"/>
+                <w:noProof/>
+                <w:sz w:val="24"/>
+                <w:szCs w:val="24"/>
+              </w:rPr>
+              <w:t>Bevezetés</w:t>
+            </w:r>
+            <w:r>
+              <w:rPr>
+                <w:rFonts w:ascii="Times New Roman" w:hAnsi="Times New Roman" w:cs="Times New Roman"/>
+                <w:noProof/>
+                <w:webHidden/>
+                <w:sz w:val="24"/>
+                <w:szCs w:val="24"/>
+              </w:rPr>
+              <w:tab/>
+            </w:r>
+            <w:r>
+              <w:rPr>
+                <w:rFonts w:ascii="Times New Roman" w:hAnsi="Times New Roman" w:cs="Times New Roman"/>
+                <w:noProof/>
+                <w:webHidden/>
+                <w:sz w:val="24"/>
+                <w:szCs w:val="24"/>
+              </w:rPr>
+              <w:fldChar w:fldCharType="begin"/>
+            </w:r>
+            <w:r>
+              <w:rPr>
+                <w:rFonts w:ascii="Times New Roman" w:hAnsi="Times New Roman" w:cs="Times New Roman"/>
+                <w:noProof/>
+                <w:webHidden/>
+                <w:sz w:val="24"/>
+                <w:szCs w:val="24"/>
+              </w:rPr>
+              <w:instrText xml:space="preserve"> PAGEREF _Toc221019647 \h </w:instrText>
+            </w:r>
+            <w:r>
+              <w:rPr>
+                <w:rFonts w:ascii="Times New Roman" w:hAnsi="Times New Roman" w:cs="Times New Roman"/>
+                <w:noProof/>
+                <w:webHidden/>
+                <w:sz w:val="24"/>
+                <w:szCs w:val="24"/>
+              </w:rPr>
+            </w:r>
+            <w:r>
+              <w:rPr>
+                <w:rFonts w:ascii="Times New Roman" w:hAnsi="Times New Roman" w:cs="Times New Roman"/>
+                <w:noProof/>
+                <w:webHidden/>
+                <w:sz w:val="24"/>
+                <w:szCs w:val="24"/>
+              </w:rPr>
+              <w:fldChar w:fldCharType="separate"/>
+            </w:r>
+            <w:r>
+              <w:rPr>
+                <w:rFonts w:ascii="Times New Roman" w:hAnsi="Times New Roman" w:cs="Times New Roman"/>
+                <w:noProof/>
+                <w:webHidden/>
+                <w:sz w:val="24"/>
+                <w:szCs w:val="24"/>
+              </w:rPr>
+              <w:t>3</w:t>
+            </w:r>
+            <w:r>
+              <w:rPr>
+                <w:rFonts w:ascii="Times New Roman" w:hAnsi="Times New Roman" w:cs="Times New Roman"/>
+                <w:noProof/>
+                <w:webHidden/>
+                <w:sz w:val="24"/>
+                <w:szCs w:val="24"/>
+              </w:rPr>
+              <w:fldChar w:fldCharType="end"/>
+            </w:r>
+          </w:hyperlink>
+        </w:p>
+        <w:p>
+          <w:pPr>
+            <w:pStyle w:val="TJ1"/>
+            <w:tabs>
+              <w:tab w:val="right" w:leader="dot" w:pos="9062"/>
+            </w:tabs>
+            <w:rPr>
+              <w:rFonts w:ascii="Times New Roman" w:eastAsiaTheme="minorEastAsia" w:hAnsi="Times New Roman" w:cs="Times New Roman"/>
+              <w:noProof/>
+              <w:sz w:val="24"/>
+              <w:szCs w:val="24"/>
+              <w:lang w:eastAsia="hu-HU"/>
+            </w:rPr>
+          </w:pPr>
+          <w:hyperlink w:anchor="_Toc221019648" w:history="1">
+            <w:r>
+              <w:rPr>
+                <w:rStyle w:val="Hiperhivatkozs"/>
+                <w:rFonts w:ascii="Times New Roman" w:hAnsi="Times New Roman" w:cs="Times New Roman"/>
+                <w:noProof/>
+                <w:sz w:val="24"/>
+                <w:szCs w:val="24"/>
+              </w:rPr>
+              <w:t>Adatbázis</w:t>
+            </w:r>
+            <w:r>
+              <w:rPr>
+                <w:rFonts w:ascii="Times New Roman" w:hAnsi="Times New Roman" w:cs="Times New Roman"/>
+                <w:noProof/>
+                <w:webHidden/>
+                <w:sz w:val="24"/>
+                <w:szCs w:val="24"/>
+              </w:rPr>
+              <w:tab/>
+            </w:r>
+            <w:r>
+              <w:rPr>
+                <w:rFonts w:ascii="Times New Roman" w:hAnsi="Times New Roman" w:cs="Times New Roman"/>
+                <w:noProof/>
+                <w:webHidden/>
+                <w:sz w:val="24"/>
+                <w:szCs w:val="24"/>
+              </w:rPr>
+              <w:fldChar w:fldCharType="begin"/>
+            </w:r>
+            <w:r>
+              <w:rPr>
+                <w:rFonts w:ascii="Times New Roman" w:hAnsi="Times New Roman" w:cs="Times New Roman"/>
+                <w:noProof/>
+                <w:webHidden/>
+                <w:sz w:val="24"/>
+                <w:szCs w:val="24"/>
+              </w:rPr>
+              <w:instrText xml:space="preserve"> PAGEREF _Toc221019648 \h </w:instrText>
+            </w:r>
+            <w:r>
+              <w:rPr>
+                <w:rFonts w:ascii="Times New Roman" w:hAnsi="Times New Roman" w:cs="Times New Roman"/>
+                <w:noProof/>
+                <w:webHidden/>
+                <w:sz w:val="24"/>
+                <w:szCs w:val="24"/>
+              </w:rPr>
+            </w:r>
+            <w:r>
+              <w:rPr>
+                <w:rFonts w:ascii="Times New Roman" w:hAnsi="Times New Roman" w:cs="Times New Roman"/>
+                <w:noProof/>
+                <w:webHidden/>
+                <w:sz w:val="24"/>
+                <w:szCs w:val="24"/>
+              </w:rPr>
+              <w:fldChar w:fldCharType="separate"/>
+            </w:r>
+            <w:r>
+              <w:rPr>
+                <w:rFonts w:ascii="Times New Roman" w:hAnsi="Times New Roman" w:cs="Times New Roman"/>
+                <w:noProof/>
+                <w:webHidden/>
+                <w:sz w:val="24"/>
+                <w:szCs w:val="24"/>
+              </w:rPr>
+              <w:t>5</w:t>
+            </w:r>
+            <w:r>
+              <w:rPr>
+                <w:rFonts w:ascii="Times New Roman" w:hAnsi="Times New Roman" w:cs="Times New Roman"/>
+                <w:noProof/>
+                <w:webHidden/>
+                <w:sz w:val="24"/>
+                <w:szCs w:val="24"/>
+              </w:rPr>
+              <w:fldChar w:fldCharType="end"/>
+            </w:r>
+          </w:hyperlink>
+        </w:p>
+        <w:p>
+          <w:pPr>
+            <w:pStyle w:val="TJ1"/>
+            <w:tabs>
+              <w:tab w:val="right" w:leader="dot" w:pos="9062"/>
+            </w:tabs>
+            <w:rPr>
+              <w:rFonts w:ascii="Times New Roman" w:eastAsiaTheme="minorEastAsia" w:hAnsi="Times New Roman" w:cs="Times New Roman"/>
+              <w:noProof/>
+              <w:sz w:val="24"/>
+              <w:szCs w:val="24"/>
+              <w:lang w:eastAsia="hu-HU"/>
+            </w:rPr>
+          </w:pPr>
+          <w:hyperlink w:anchor="_Toc221019649" w:history="1">
+            <w:r>
+              <w:rPr>
+                <w:rStyle w:val="Hiperhivatkozs"/>
+                <w:rFonts w:ascii="Times New Roman" w:hAnsi="Times New Roman" w:cs="Times New Roman"/>
+                <w:noProof/>
+                <w:sz w:val="24"/>
+                <w:szCs w:val="24"/>
+              </w:rPr>
+              <w:t>Backend</w:t>
+            </w:r>
+            <w:r>
+              <w:rPr>
+                <w:rFonts w:ascii="Times New Roman" w:hAnsi="Times New Roman" w:cs="Times New Roman"/>
+                <w:noProof/>
+                <w:webHidden/>
+                <w:sz w:val="24"/>
+                <w:szCs w:val="24"/>
+              </w:rPr>
+              <w:tab/>
+            </w:r>
+            <w:r>
+              <w:rPr>
+                <w:rFonts w:ascii="Times New Roman" w:hAnsi="Times New Roman" w:cs="Times New Roman"/>
+                <w:noProof/>
+                <w:webHidden/>
+                <w:sz w:val="24"/>
+                <w:szCs w:val="24"/>
+              </w:rPr>
+              <w:fldChar w:fldCharType="begin"/>
+            </w:r>
+            <w:r>
+              <w:rPr>
+                <w:rFonts w:ascii="Times New Roman" w:hAnsi="Times New Roman" w:cs="Times New Roman"/>
+                <w:noProof/>
+                <w:webHidden/>
+                <w:sz w:val="24"/>
+                <w:szCs w:val="24"/>
+              </w:rPr>
+              <w:instrText xml:space="preserve"> PAGEREF _Toc221019649 \h </w:instrText>
+            </w:r>
+            <w:r>
+              <w:rPr>
+                <w:rFonts w:ascii="Times New Roman" w:hAnsi="Times New Roman" w:cs="Times New Roman"/>
+                <w:noProof/>
+                <w:webHidden/>
+                <w:sz w:val="24"/>
+                <w:szCs w:val="24"/>
+              </w:rPr>
+            </w:r>
+            <w:r>
+              <w:rPr>
+                <w:rFonts w:ascii="Times New Roman" w:hAnsi="Times New Roman" w:cs="Times New Roman"/>
+                <w:noProof/>
+                <w:webHidden/>
+                <w:sz w:val="24"/>
+                <w:szCs w:val="24"/>
+              </w:rPr>
+              <w:fldChar w:fldCharType="separate"/>
+            </w:r>
+            <w:r>
+              <w:rPr>
+                <w:rFonts w:ascii="Times New Roman" w:hAnsi="Times New Roman" w:cs="Times New Roman"/>
+                <w:noProof/>
+                <w:webHidden/>
+                <w:sz w:val="24"/>
+                <w:szCs w:val="24"/>
+              </w:rPr>
+              <w:t>6</w:t>
+            </w:r>
+            <w:r>
+              <w:rPr>
+                <w:rFonts w:ascii="Times New Roman" w:hAnsi="Times New Roman" w:cs="Times New Roman"/>
+                <w:noProof/>
+                <w:webHidden/>
+                <w:sz w:val="24"/>
+                <w:szCs w:val="24"/>
+              </w:rPr>
+              <w:fldChar w:fldCharType="end"/>
+            </w:r>
+          </w:hyperlink>
+        </w:p>
+        <w:p>
+          <w:pPr>
+            <w:pStyle w:val="TJ1"/>
+            <w:tabs>
+              <w:tab w:val="right" w:leader="dot" w:pos="9062"/>
+            </w:tabs>
+            <w:rPr>
+              <w:rFonts w:ascii="Times New Roman" w:eastAsiaTheme="minorEastAsia" w:hAnsi="Times New Roman" w:cs="Times New Roman"/>
+              <w:noProof/>
+              <w:sz w:val="24"/>
+              <w:szCs w:val="24"/>
+              <w:lang w:eastAsia="hu-HU"/>
+            </w:rPr>
+          </w:pPr>
+          <w:hyperlink w:anchor="_Toc221019650" w:history="1">
+            <w:r>
+              <w:rPr>
+                <w:rStyle w:val="Hiperhivatkozs"/>
+                <w:rFonts w:ascii="Times New Roman" w:hAnsi="Times New Roman" w:cs="Times New Roman"/>
+                <w:noProof/>
+                <w:sz w:val="24"/>
+                <w:szCs w:val="24"/>
+              </w:rPr>
+              <w:t>Frontend</w:t>
+            </w:r>
+            <w:r>
+              <w:rPr>
+                <w:rFonts w:ascii="Times New Roman" w:hAnsi="Times New Roman" w:cs="Times New Roman"/>
+                <w:noProof/>
+                <w:webHidden/>
+                <w:sz w:val="24"/>
+                <w:szCs w:val="24"/>
+              </w:rPr>
+              <w:tab/>
+            </w:r>
+            <w:r>
+              <w:rPr>
+                <w:rFonts w:ascii="Times New Roman" w:hAnsi="Times New Roman" w:cs="Times New Roman"/>
+                <w:noProof/>
+                <w:webHidden/>
+                <w:sz w:val="24"/>
+                <w:szCs w:val="24"/>
+              </w:rPr>
+              <w:fldChar w:fldCharType="begin"/>
+            </w:r>
+            <w:r>
+              <w:rPr>
+                <w:rFonts w:ascii="Times New Roman" w:hAnsi="Times New Roman" w:cs="Times New Roman"/>
+                <w:noProof/>
+                <w:webHidden/>
+                <w:sz w:val="24"/>
+                <w:szCs w:val="24"/>
+              </w:rPr>
+              <w:instrText xml:space="preserve"> PAGEREF _Toc221019650 \h </w:instrText>
+            </w:r>
+            <w:r>
+              <w:rPr>
+                <w:rFonts w:ascii="Times New Roman" w:hAnsi="Times New Roman" w:cs="Times New Roman"/>
+                <w:noProof/>
+                <w:webHidden/>
+                <w:sz w:val="24"/>
+                <w:szCs w:val="24"/>
+              </w:rPr>
+            </w:r>
+            <w:r>
+              <w:rPr>
+                <w:rFonts w:ascii="Times New Roman" w:hAnsi="Times New Roman" w:cs="Times New Roman"/>
+                <w:noProof/>
+                <w:webHidden/>
+                <w:sz w:val="24"/>
+                <w:szCs w:val="24"/>
+              </w:rPr>
+              <w:fldChar w:fldCharType="separate"/>
+            </w:r>
+            <w:r>
+              <w:rPr>
+                <w:rFonts w:ascii="Times New Roman" w:hAnsi="Times New Roman" w:cs="Times New Roman"/>
+                <w:noProof/>
+                <w:webHidden/>
+                <w:sz w:val="24"/>
+                <w:szCs w:val="24"/>
+              </w:rPr>
+              <w:t>7</w:t>
+            </w:r>
+            <w:r>
+              <w:rPr>
+                <w:rFonts w:ascii="Times New Roman" w:hAnsi="Times New Roman" w:cs="Times New Roman"/>
+                <w:noProof/>
+                <w:webHidden/>
+                <w:sz w:val="24"/>
+                <w:szCs w:val="24"/>
+              </w:rPr>
+              <w:fldChar w:fldCharType="end"/>
+            </w:r>
+          </w:hyperlink>
+        </w:p>
+        <w:p>
+          <w:pPr>
+            <w:pStyle w:val="TJ1"/>
+            <w:tabs>
+              <w:tab w:val="right" w:leader="dot" w:pos="9062"/>
+            </w:tabs>
+            <w:rPr>
+              <w:rFonts w:ascii="Times New Roman" w:eastAsiaTheme="minorEastAsia" w:hAnsi="Times New Roman" w:cs="Times New Roman"/>
+              <w:noProof/>
+              <w:sz w:val="24"/>
+              <w:szCs w:val="24"/>
+              <w:lang w:eastAsia="hu-HU"/>
+            </w:rPr>
+          </w:pPr>
+          <w:hyperlink w:anchor="_Toc221019651" w:history="1">
+            <w:r>
+              <w:rPr>
+                <w:rStyle w:val="Hiperhivatkozs"/>
+                <w:rFonts w:ascii="Times New Roman" w:hAnsi="Times New Roman" w:cs="Times New Roman"/>
+                <w:noProof/>
+                <w:sz w:val="24"/>
+                <w:szCs w:val="24"/>
+              </w:rPr>
+              <w:t>Projekt során felhasznált programok</w:t>
+            </w:r>
+            <w:r>
+              <w:rPr>
+                <w:rFonts w:ascii="Times New Roman" w:hAnsi="Times New Roman" w:cs="Times New Roman"/>
+                <w:noProof/>
+                <w:webHidden/>
+                <w:sz w:val="24"/>
+                <w:szCs w:val="24"/>
+              </w:rPr>
+              <w:tab/>
+            </w:r>
+            <w:r>
+              <w:rPr>
+                <w:rFonts w:ascii="Times New Roman" w:hAnsi="Times New Roman" w:cs="Times New Roman"/>
+                <w:noProof/>
+                <w:webHidden/>
+                <w:sz w:val="24"/>
+                <w:szCs w:val="24"/>
+              </w:rPr>
+              <w:fldChar w:fldCharType="begin"/>
+            </w:r>
+            <w:r>
+              <w:rPr>
+                <w:rFonts w:ascii="Times New Roman" w:hAnsi="Times New Roman" w:cs="Times New Roman"/>
+                <w:noProof/>
+                <w:webHidden/>
+                <w:sz w:val="24"/>
+                <w:szCs w:val="24"/>
+              </w:rPr>
+              <w:instrText xml:space="preserve"> PAGEREF _Toc221019651 \h </w:instrText>
+            </w:r>
+            <w:r>
+              <w:rPr>
+                <w:rFonts w:ascii="Times New Roman" w:hAnsi="Times New Roman" w:cs="Times New Roman"/>
+                <w:noProof/>
+                <w:webHidden/>
+                <w:sz w:val="24"/>
+                <w:szCs w:val="24"/>
+              </w:rPr>
+            </w:r>
+            <w:r>
+              <w:rPr>
+                <w:rFonts w:ascii="Times New Roman" w:hAnsi="Times New Roman" w:cs="Times New Roman"/>
+                <w:noProof/>
+                <w:webHidden/>
+                <w:sz w:val="24"/>
+                <w:szCs w:val="24"/>
+              </w:rPr>
+              <w:fldChar w:fldCharType="separate"/>
+            </w:r>
+            <w:r>
+              <w:rPr>
+                <w:rFonts w:ascii="Times New Roman" w:hAnsi="Times New Roman" w:cs="Times New Roman"/>
+                <w:noProof/>
+                <w:webHidden/>
+                <w:sz w:val="24"/>
+                <w:szCs w:val="24"/>
+              </w:rPr>
+              <w:t>8</w:t>
+            </w:r>
+            <w:r>
+              <w:rPr>
+                <w:rFonts w:ascii="Times New Roman" w:hAnsi="Times New Roman" w:cs="Times New Roman"/>
+                <w:noProof/>
+                <w:webHidden/>
+                <w:sz w:val="24"/>
+                <w:szCs w:val="24"/>
+              </w:rPr>
+              <w:fldChar w:fldCharType="end"/>
+            </w:r>
+          </w:hyperlink>
+        </w:p>
+        <w:p>
+          <w:pPr>
+            <w:pStyle w:val="TJ1"/>
+            <w:tabs>
+              <w:tab w:val="right" w:leader="dot" w:pos="9062"/>
+            </w:tabs>
+            <w:rPr>
+              <w:rFonts w:ascii="Times New Roman" w:eastAsiaTheme="minorEastAsia" w:hAnsi="Times New Roman" w:cs="Times New Roman"/>
+              <w:noProof/>
+              <w:sz w:val="24"/>
+              <w:szCs w:val="24"/>
+              <w:lang w:eastAsia="hu-HU"/>
+            </w:rPr>
+          </w:pPr>
+          <w:hyperlink w:anchor="_Toc221019652" w:history="1">
+            <w:r>
+              <w:rPr>
+                <w:rStyle w:val="Hiperhivatkozs"/>
+                <w:rFonts w:ascii="Times New Roman" w:hAnsi="Times New Roman" w:cs="Times New Roman"/>
+                <w:noProof/>
+                <w:sz w:val="24"/>
+                <w:szCs w:val="24"/>
+              </w:rPr>
+              <w:t>Melléklet</w:t>
+            </w:r>
+            <w:r>
+              <w:rPr>
+                <w:rFonts w:ascii="Times New Roman" w:hAnsi="Times New Roman" w:cs="Times New Roman"/>
+                <w:noProof/>
+                <w:webHidden/>
+                <w:sz w:val="24"/>
+                <w:szCs w:val="24"/>
+              </w:rPr>
+              <w:tab/>
+            </w:r>
+            <w:r>
+              <w:rPr>
+                <w:rFonts w:ascii="Times New Roman" w:hAnsi="Times New Roman" w:cs="Times New Roman"/>
+                <w:noProof/>
+                <w:webHidden/>
+                <w:sz w:val="24"/>
+                <w:szCs w:val="24"/>
+              </w:rPr>
+              <w:fldChar w:fldCharType="begin"/>
+            </w:r>
+            <w:r>
+              <w:rPr>
+                <w:rFonts w:ascii="Times New Roman" w:hAnsi="Times New Roman" w:cs="Times New Roman"/>
+                <w:noProof/>
+                <w:webHidden/>
+                <w:sz w:val="24"/>
+                <w:szCs w:val="24"/>
+              </w:rPr>
+              <w:instrText xml:space="preserve"> PAGEREF _Toc221019652 \h </w:instrText>
+            </w:r>
+            <w:r>
+              <w:rPr>
+                <w:rFonts w:ascii="Times New Roman" w:hAnsi="Times New Roman" w:cs="Times New Roman"/>
+                <w:noProof/>
+                <w:webHidden/>
+                <w:sz w:val="24"/>
+                <w:szCs w:val="24"/>
+              </w:rPr>
+            </w:r>
+            <w:r>
+              <w:rPr>
+                <w:rFonts w:ascii="Times New Roman" w:hAnsi="Times New Roman" w:cs="Times New Roman"/>
+                <w:noProof/>
+                <w:webHidden/>
+                <w:sz w:val="24"/>
+                <w:szCs w:val="24"/>
+              </w:rPr>
+              <w:fldChar w:fldCharType="separate"/>
+            </w:r>
+            <w:r>
+              <w:rPr>
+                <w:rFonts w:ascii="Times New Roman" w:hAnsi="Times New Roman" w:cs="Times New Roman"/>
+                <w:noProof/>
+                <w:webHidden/>
+                <w:sz w:val="24"/>
+                <w:szCs w:val="24"/>
+              </w:rPr>
+              <w:t>9</w:t>
+            </w:r>
+            <w:r>
+              <w:rPr>
+                <w:rFonts w:ascii="Times New Roman" w:hAnsi="Times New Roman" w:cs="Times New Roman"/>
+                <w:noProof/>
+                <w:webHidden/>
+                <w:sz w:val="24"/>
+                <w:szCs w:val="24"/>
+              </w:rPr>
+              <w:fldChar w:fldCharType="end"/>
+            </w:r>
+          </w:hyperlink>
+        </w:p>
+        <w:p>
+          <w:r>
+            <w:rPr>
+              <w:rFonts w:ascii="Times New Roman" w:hAnsi="Times New Roman" w:cs="Times New Roman"/>
+              <w:b/>
+              <w:bCs/>
+              <w:sz w:val="24"/>
+              <w:szCs w:val="24"/>
+            </w:rPr>
+            <w:fldChar w:fldCharType="end"/>
+          </w:r>
+        </w:p>
+      </w:sdtContent>
+    </w:sdt>
+    <w:p>
+      <w:pPr>
+        <w:pStyle w:val="Cmsor1"/>
+      </w:pPr>
+    </w:p>
     <w:p>
       <w:pPr>
         <w:pStyle w:val="Cmsor1"/>
         <w:spacing w:after="600"/>
       </w:pPr>
       <w:r>
+        <w:br w:type="page"/>
+      </w:r>
+    </w:p>
+    <w:p>
+      <w:pPr>
+        <w:pStyle w:val="Cmsor1"/>
+        <w:spacing w:after="600"/>
+      </w:pPr>
+      <w:bookmarkStart w:id="0" w:name="_Toc221019647"/>
+      <w:r>
         <w:lastRenderedPageBreak/>
         <w:t>Bevezetés</w:t>
       </w:r>
+      <w:bookmarkEnd w:id="0"/>
     </w:p>
     <w:p>
       <w:pPr>
@@ -352,6 +1024,7 @@
     <w:p>
       <w:pPr>
         <w:spacing w:after="240" w:line="360" w:lineRule="auto"/>
+        <w:jc w:val="both"/>
         <w:rPr>
           <w:rFonts w:ascii="Times New Roman" w:hAnsi="Times New Roman" w:cs="Times New Roman"/>
           <w:sz w:val="24"/>
@@ -394,19 +1067,36 @@
     <w:p>
       <w:pPr>
         <w:spacing w:line="360" w:lineRule="auto"/>
-        <w:rPr>
-          <w:rFonts w:ascii="Times New Roman" w:hAnsi="Times New Roman" w:cs="Times New Roman"/>
-          <w:sz w:val="24"/>
-          <w:szCs w:val="24"/>
-        </w:rPr>
-      </w:pPr>
-      <w:r>
-        <w:rPr>
-          <w:rFonts w:ascii="Times New Roman" w:hAnsi="Times New Roman" w:cs="Times New Roman"/>
-          <w:sz w:val="24"/>
-          <w:szCs w:val="24"/>
-        </w:rPr>
-        <w:t>A témaválasztás során szempont volt az is, hogy egy olyan projektet hozzunk létre, amely a vizsga után is hasznos marad. Nem találtunk olyan weboldalt, ahol ezek a folyamatok teljes mértékben online zajlanának, ezért célunk volt, hogy ezt elsőként valósítsuk meg</w:t>
+        <w:jc w:val="both"/>
+        <w:rPr>
+          <w:rFonts w:ascii="Times New Roman" w:hAnsi="Times New Roman" w:cs="Times New Roman"/>
+          <w:sz w:val="24"/>
+          <w:szCs w:val="24"/>
+        </w:rPr>
+      </w:pPr>
+      <w:r>
+        <w:rPr>
+          <w:rFonts w:ascii="Times New Roman" w:hAnsi="Times New Roman" w:cs="Times New Roman"/>
+          <w:sz w:val="24"/>
+          <w:szCs w:val="24"/>
+        </w:rPr>
+        <w:t>A témaválasztás során szempont volt az is, hogy egy olyan projektet hozzunk létre, amely a vizsga után is hasznos marad</w:t>
+      </w:r>
+      <w:r>
+        <w:rPr>
+          <w:rFonts w:ascii="Times New Roman" w:hAnsi="Times New Roman" w:cs="Times New Roman"/>
+          <w:sz w:val="24"/>
+          <w:szCs w:val="24"/>
+        </w:rPr>
+        <w:t xml:space="preserve"> illetve későbbiek folyamán a családi vállalkozásba is betudjuk építeni</w:t>
+      </w:r>
+      <w:r>
+        <w:rPr>
+          <w:rFonts w:ascii="Times New Roman" w:hAnsi="Times New Roman" w:cs="Times New Roman"/>
+          <w:sz w:val="24"/>
+          <w:szCs w:val="24"/>
+        </w:rPr>
+        <w:t>. Nem találtunk olyan weboldalt, ahol ezek a folyamatok teljes mértékben online zajlanának, ezért célunk volt, hogy ezt elsőként valósítsuk meg</w:t>
       </w:r>
       <w:r>
         <w:rPr>
@@ -420,6 +1110,7 @@
     <w:p>
       <w:pPr>
         <w:spacing w:after="240" w:line="360" w:lineRule="auto"/>
+        <w:jc w:val="both"/>
         <w:rPr>
           <w:rFonts w:ascii="Times New Roman" w:hAnsi="Times New Roman" w:cs="Times New Roman"/>
           <w:sz w:val="24"/>
@@ -486,6 +1177,7 @@
     <w:p>
       <w:pPr>
         <w:spacing w:after="240" w:line="360" w:lineRule="auto"/>
+        <w:jc w:val="both"/>
         <w:rPr>
           <w:rFonts w:ascii="Times New Roman" w:hAnsi="Times New Roman" w:cs="Times New Roman"/>
           <w:sz w:val="24"/>
@@ -504,6 +1196,7 @@
     <w:p>
       <w:pPr>
         <w:spacing w:line="360" w:lineRule="auto"/>
+        <w:jc w:val="both"/>
         <w:rPr>
           <w:rFonts w:ascii="Times New Roman" w:hAnsi="Times New Roman" w:cs="Times New Roman"/>
           <w:sz w:val="24"/>
@@ -530,6 +1223,7 @@
     <w:p>
       <w:pPr>
         <w:spacing w:after="240" w:line="360" w:lineRule="auto"/>
+        <w:jc w:val="both"/>
         <w:rPr>
           <w:rFonts w:ascii="Times New Roman" w:hAnsi="Times New Roman" w:cs="Times New Roman"/>
           <w:sz w:val="24"/>
@@ -543,12 +1237,64 @@
           <w:szCs w:val="24"/>
         </w:rPr>
         <w:lastRenderedPageBreak/>
-        <w:t>A határidők betartása kulcsfontosságú volt a projekt sikerében. Már a munka elején pontosan meghatároztuk, ki melyik feladatért felel, és mikorra kell azokat teljesítenie. Ennek köszönhetően elkerültük a stresszes helyzeteket, a munka pedig kiegyensúlyozott ütemben haladhatott. Ez a tudatos tervezés lehetővé tette, hogy minden feladattal időben végezzünk, és a projekt gördülékenyen valósuljon meg.</w:t>
+        <w:t>A határidők betartása kulcsfontosságú volt a projekt sikerében. Már a munka elején pontosan meghatároztuk, ki melyik feladatért felel, és mikorra kell azokat teljesítenie.</w:t>
+      </w:r>
+      <w:r>
+        <w:rPr>
+          <w:rFonts w:ascii="Times New Roman" w:hAnsi="Times New Roman" w:cs="Times New Roman"/>
+          <w:sz w:val="24"/>
+          <w:szCs w:val="24"/>
+        </w:rPr>
+        <w:t xml:space="preserve"> Projektünk elején létrehoztunk egy </w:t>
+      </w:r>
+      <w:proofErr w:type="spellStart"/>
+      <w:r>
+        <w:rPr>
+          <w:rFonts w:ascii="Times New Roman" w:hAnsi="Times New Roman" w:cs="Times New Roman"/>
+          <w:sz w:val="24"/>
+          <w:szCs w:val="24"/>
+        </w:rPr>
+        <w:t>Gantt</w:t>
+      </w:r>
+      <w:proofErr w:type="spellEnd"/>
+      <w:r>
+        <w:rPr>
+          <w:rFonts w:ascii="Times New Roman" w:hAnsi="Times New Roman" w:cs="Times New Roman"/>
+          <w:sz w:val="24"/>
+          <w:szCs w:val="24"/>
+        </w:rPr>
+        <w:t xml:space="preserve"> Diagrammot</w:t>
+      </w:r>
+      <w:r>
+        <w:rPr>
+          <w:rStyle w:val="Lbjegyzet-hivatkozs"/>
+          <w:rFonts w:ascii="Times New Roman" w:hAnsi="Times New Roman" w:cs="Times New Roman"/>
+          <w:sz w:val="24"/>
+          <w:szCs w:val="24"/>
+        </w:rPr>
+        <w:footnoteReference w:id="1"/>
+      </w:r>
+      <w:r>
+        <w:rPr>
+          <w:rFonts w:ascii="Times New Roman" w:hAnsi="Times New Roman" w:cs="Times New Roman"/>
+          <w:sz w:val="24"/>
+          <w:szCs w:val="24"/>
+        </w:rPr>
+        <w:t xml:space="preserve"> amit folyamatosan próbáltunk betartani. </w:t>
+      </w:r>
+      <w:r>
+        <w:rPr>
+          <w:rFonts w:ascii="Times New Roman" w:hAnsi="Times New Roman" w:cs="Times New Roman"/>
+          <w:sz w:val="24"/>
+          <w:szCs w:val="24"/>
+        </w:rPr>
+        <w:t>Ennek köszönhetően elkerültük a stresszes helyzeteket, a munka pedig kiegyensúlyozott ütemben haladhatott. Ez a tudatos tervezés lehetővé tette, hogy minden feladattal időben végezzünk, és a projekt gördülékenyen valósuljon meg.</w:t>
       </w:r>
     </w:p>
     <w:p>
       <w:pPr>
         <w:spacing w:line="360" w:lineRule="auto"/>
+        <w:jc w:val="both"/>
         <w:rPr>
           <w:rFonts w:ascii="Times New Roman" w:hAnsi="Times New Roman" w:cs="Times New Roman"/>
           <w:sz w:val="24"/>
@@ -567,6 +1313,7 @@
     <w:p>
       <w:pPr>
         <w:spacing w:line="360" w:lineRule="auto"/>
+        <w:jc w:val="both"/>
         <w:rPr>
           <w:rFonts w:ascii="Times New Roman" w:hAnsi="Times New Roman" w:cs="Times New Roman"/>
           <w:sz w:val="24"/>
@@ -597,17 +1344,668 @@
           <w:sz w:val="24"/>
           <w:szCs w:val="24"/>
         </w:rPr>
-        <w:t xml:space="preserve"> fejlesztettük, hanem még szorosabb barátságot és támagó</w:t>
-      </w:r>
-      <w:bookmarkStart w:id="0" w:name="_GoBack"/>
-      <w:bookmarkEnd w:id="0"/>
-      <w:r>
-        <w:rPr>
-          <w:rFonts w:ascii="Times New Roman" w:hAnsi="Times New Roman" w:cs="Times New Roman"/>
-          <w:sz w:val="24"/>
-          <w:szCs w:val="24"/>
-        </w:rPr>
-        <w:t xml:space="preserve"> légkört is alkottunk. Ez által is precízebb és sikeresebb munkát tudtunk végezni.</w:t>
+        <w:t xml:space="preserve"> fejlesztettük, hanem még szorosabb barátságot és támagó légkört is alkottunk. Ez által is precízebb és sikeresebb munkát tudtunk végezni.</w:t>
+      </w:r>
+      <w:r>
+        <w:rPr>
+          <w:rFonts w:ascii="Times New Roman" w:hAnsi="Times New Roman" w:cs="Times New Roman"/>
+          <w:sz w:val="24"/>
+          <w:szCs w:val="24"/>
+        </w:rPr>
+        <w:br w:type="page"/>
+      </w:r>
+    </w:p>
+    <w:p>
+      <w:pPr>
+        <w:pStyle w:val="Cmsor1"/>
+      </w:pPr>
+      <w:bookmarkStart w:id="1" w:name="_Toc221019648"/>
+      <w:r>
+        <w:lastRenderedPageBreak/>
+        <w:t>Adatbázis</w:t>
+      </w:r>
+      <w:bookmarkEnd w:id="1"/>
+    </w:p>
+    <w:p>
+      <w:pPr>
+        <w:pStyle w:val="Cmsor1"/>
+      </w:pPr>
+      <w:r>
+        <w:br w:type="page"/>
+      </w:r>
+    </w:p>
+    <w:p>
+      <w:pPr>
+        <w:pStyle w:val="Cmsor1"/>
+      </w:pPr>
+      <w:bookmarkStart w:id="2" w:name="_Toc221019649"/>
+      <w:r>
+        <w:lastRenderedPageBreak/>
+        <w:t>Backend</w:t>
+      </w:r>
+      <w:bookmarkEnd w:id="2"/>
+    </w:p>
+    <w:p>
+      <w:pPr>
+        <w:pStyle w:val="Cmsor1"/>
+      </w:pPr>
+      <w:r>
+        <w:br w:type="page"/>
+      </w:r>
+    </w:p>
+    <w:p>
+      <w:pPr>
+        <w:pStyle w:val="Cmsor1"/>
+      </w:pPr>
+      <w:bookmarkStart w:id="3" w:name="_Toc221019650"/>
+      <w:r>
+        <w:lastRenderedPageBreak/>
+        <w:t>Frontend</w:t>
+      </w:r>
+      <w:bookmarkEnd w:id="3"/>
+    </w:p>
+    <w:p>
+      <w:pPr>
+        <w:pStyle w:val="Cmsor1"/>
+      </w:pPr>
+      <w:r>
+        <w:br w:type="page"/>
+      </w:r>
+    </w:p>
+    <w:p>
+      <w:pPr>
+        <w:pStyle w:val="Cmsor1"/>
+      </w:pPr>
+      <w:bookmarkStart w:id="4" w:name="_Toc221019651"/>
+      <w:r>
+        <w:lastRenderedPageBreak/>
+        <w:t>Projekt során felhasznált programok</w:t>
+      </w:r>
+      <w:bookmarkEnd w:id="4"/>
+    </w:p>
+    <w:p>
+      <w:pPr>
+        <w:pStyle w:val="Listaszerbekezds"/>
+        <w:numPr>
+          <w:ilvl w:val="0"/>
+          <w:numId w:val="2"/>
+        </w:numPr>
+        <w:rPr>
+          <w:rFonts w:ascii="Times New Roman" w:hAnsi="Times New Roman" w:cs="Times New Roman"/>
+          <w:sz w:val="24"/>
+          <w:szCs w:val="24"/>
+        </w:rPr>
+      </w:pPr>
+      <w:r>
+        <w:rPr>
+          <w:rFonts w:ascii="Times New Roman" w:hAnsi="Times New Roman" w:cs="Times New Roman"/>
+          <w:sz w:val="24"/>
+          <w:szCs w:val="24"/>
+        </w:rPr>
+        <w:t>Microsoft Office</w:t>
+      </w:r>
+      <w:r>
+        <w:rPr>
+          <w:rFonts w:ascii="Times New Roman" w:hAnsi="Times New Roman" w:cs="Times New Roman"/>
+          <w:sz w:val="24"/>
+          <w:szCs w:val="24"/>
+        </w:rPr>
+        <w:t xml:space="preserve">: Word – </w:t>
+      </w:r>
+      <w:bookmarkStart w:id="5" w:name="_GoBack"/>
+      <w:bookmarkEnd w:id="5"/>
+      <w:proofErr w:type="spellStart"/>
+      <w:r>
+        <w:rPr>
+          <w:rFonts w:ascii="Times New Roman" w:hAnsi="Times New Roman" w:cs="Times New Roman"/>
+          <w:sz w:val="24"/>
+          <w:szCs w:val="24"/>
+        </w:rPr>
+        <w:t>Powerpoint</w:t>
+      </w:r>
+      <w:proofErr w:type="spellEnd"/>
+    </w:p>
+    <w:p>
+      <w:pPr>
+        <w:pStyle w:val="Listaszerbekezds"/>
+        <w:numPr>
+          <w:ilvl w:val="0"/>
+          <w:numId w:val="2"/>
+        </w:numPr>
+        <w:rPr>
+          <w:rFonts w:ascii="Times New Roman" w:hAnsi="Times New Roman" w:cs="Times New Roman"/>
+          <w:sz w:val="24"/>
+          <w:szCs w:val="24"/>
+        </w:rPr>
+      </w:pPr>
+      <w:proofErr w:type="spellStart"/>
+      <w:r>
+        <w:rPr>
+          <w:rFonts w:ascii="Times New Roman" w:hAnsi="Times New Roman" w:cs="Times New Roman"/>
+          <w:sz w:val="24"/>
+          <w:szCs w:val="24"/>
+        </w:rPr>
+        <w:t>Figma</w:t>
+      </w:r>
+      <w:proofErr w:type="spellEnd"/>
+    </w:p>
+    <w:p>
+      <w:pPr>
+        <w:pStyle w:val="Listaszerbekezds"/>
+        <w:numPr>
+          <w:ilvl w:val="0"/>
+          <w:numId w:val="2"/>
+        </w:numPr>
+        <w:rPr>
+          <w:rFonts w:ascii="Times New Roman" w:hAnsi="Times New Roman" w:cs="Times New Roman"/>
+          <w:sz w:val="24"/>
+          <w:szCs w:val="24"/>
+        </w:rPr>
+      </w:pPr>
+      <w:proofErr w:type="spellStart"/>
+      <w:r>
+        <w:rPr>
+          <w:rFonts w:ascii="Times New Roman" w:hAnsi="Times New Roman" w:cs="Times New Roman"/>
+          <w:sz w:val="24"/>
+          <w:szCs w:val="24"/>
+        </w:rPr>
+        <w:t>Canva</w:t>
+      </w:r>
+      <w:proofErr w:type="spellEnd"/>
+      <w:r>
+        <w:rPr>
+          <w:rFonts w:ascii="Times New Roman" w:hAnsi="Times New Roman" w:cs="Times New Roman"/>
+          <w:sz w:val="24"/>
+          <w:szCs w:val="24"/>
+        </w:rPr>
+        <w:t xml:space="preserve"> – Diagram</w:t>
+      </w:r>
+    </w:p>
+    <w:p>
+      <w:pPr>
+        <w:pStyle w:val="Listaszerbekezds"/>
+        <w:numPr>
+          <w:ilvl w:val="0"/>
+          <w:numId w:val="2"/>
+        </w:numPr>
+        <w:rPr>
+          <w:rFonts w:ascii="Times New Roman" w:hAnsi="Times New Roman" w:cs="Times New Roman"/>
+          <w:sz w:val="24"/>
+          <w:szCs w:val="24"/>
+        </w:rPr>
+      </w:pPr>
+      <w:proofErr w:type="spellStart"/>
+      <w:r>
+        <w:rPr>
+          <w:rFonts w:ascii="Times New Roman" w:hAnsi="Times New Roman" w:cs="Times New Roman"/>
+          <w:sz w:val="24"/>
+          <w:szCs w:val="24"/>
+        </w:rPr>
+        <w:t>Inkscape</w:t>
+      </w:r>
+      <w:proofErr w:type="spellEnd"/>
+      <w:r>
+        <w:rPr>
+          <w:rFonts w:ascii="Times New Roman" w:hAnsi="Times New Roman" w:cs="Times New Roman"/>
+          <w:sz w:val="24"/>
+          <w:szCs w:val="24"/>
+        </w:rPr>
+        <w:t xml:space="preserve"> – Vektorgrafika logó</w:t>
+      </w:r>
+    </w:p>
+    <w:p>
+      <w:pPr>
+        <w:pStyle w:val="Listaszerbekezds"/>
+        <w:numPr>
+          <w:ilvl w:val="0"/>
+          <w:numId w:val="2"/>
+        </w:numPr>
+        <w:rPr>
+          <w:rFonts w:ascii="Times New Roman" w:hAnsi="Times New Roman" w:cs="Times New Roman"/>
+          <w:sz w:val="24"/>
+          <w:szCs w:val="24"/>
+        </w:rPr>
+      </w:pPr>
+      <w:r>
+        <w:rPr>
+          <w:rFonts w:ascii="Times New Roman" w:hAnsi="Times New Roman" w:cs="Times New Roman"/>
+          <w:sz w:val="24"/>
+          <w:szCs w:val="24"/>
+        </w:rPr>
+        <w:t>GIMP</w:t>
+      </w:r>
+    </w:p>
+    <w:p>
+      <w:pPr>
+        <w:pStyle w:val="Listaszerbekezds"/>
+        <w:numPr>
+          <w:ilvl w:val="0"/>
+          <w:numId w:val="2"/>
+        </w:numPr>
+        <w:rPr>
+          <w:rFonts w:ascii="Times New Roman" w:hAnsi="Times New Roman" w:cs="Times New Roman"/>
+          <w:sz w:val="24"/>
+          <w:szCs w:val="24"/>
+        </w:rPr>
+      </w:pPr>
+      <w:r>
+        <w:rPr>
+          <w:rFonts w:ascii="Times New Roman" w:hAnsi="Times New Roman" w:cs="Times New Roman"/>
+          <w:sz w:val="24"/>
+          <w:szCs w:val="24"/>
+        </w:rPr>
+        <w:t>Google Drive</w:t>
+      </w:r>
+    </w:p>
+    <w:p>
+      <w:pPr>
+        <w:pStyle w:val="Listaszerbekezds"/>
+        <w:numPr>
+          <w:ilvl w:val="0"/>
+          <w:numId w:val="2"/>
+        </w:numPr>
+        <w:rPr>
+          <w:rFonts w:ascii="Times New Roman" w:hAnsi="Times New Roman" w:cs="Times New Roman"/>
+          <w:sz w:val="24"/>
+          <w:szCs w:val="24"/>
+        </w:rPr>
+      </w:pPr>
+      <w:r>
+        <w:rPr>
+          <w:rFonts w:ascii="Times New Roman" w:hAnsi="Times New Roman" w:cs="Times New Roman"/>
+          <w:sz w:val="24"/>
+          <w:szCs w:val="24"/>
+        </w:rPr>
+        <w:t xml:space="preserve">VTK – </w:t>
+      </w:r>
+      <w:proofErr w:type="spellStart"/>
+      <w:r>
+        <w:rPr>
+          <w:rFonts w:ascii="Times New Roman" w:hAnsi="Times New Roman" w:cs="Times New Roman"/>
+          <w:sz w:val="24"/>
+          <w:szCs w:val="24"/>
+        </w:rPr>
+        <w:t>Moodle</w:t>
+      </w:r>
+      <w:proofErr w:type="spellEnd"/>
+    </w:p>
+    <w:p>
+      <w:pPr>
+        <w:pStyle w:val="Listaszerbekezds"/>
+        <w:numPr>
+          <w:ilvl w:val="0"/>
+          <w:numId w:val="2"/>
+        </w:numPr>
+        <w:rPr>
+          <w:rFonts w:ascii="Times New Roman" w:hAnsi="Times New Roman" w:cs="Times New Roman"/>
+          <w:sz w:val="24"/>
+          <w:szCs w:val="24"/>
+        </w:rPr>
+      </w:pPr>
+      <w:r>
+        <w:rPr>
+          <w:rFonts w:ascii="Times New Roman" w:hAnsi="Times New Roman" w:cs="Times New Roman"/>
+          <w:sz w:val="24"/>
+          <w:szCs w:val="24"/>
+        </w:rPr>
+        <w:t>Messenger</w:t>
+      </w:r>
+    </w:p>
+    <w:p>
+      <w:pPr>
+        <w:pStyle w:val="Listaszerbekezds"/>
+        <w:numPr>
+          <w:ilvl w:val="0"/>
+          <w:numId w:val="2"/>
+        </w:numPr>
+        <w:rPr>
+          <w:rFonts w:ascii="Times New Roman" w:hAnsi="Times New Roman" w:cs="Times New Roman"/>
+          <w:sz w:val="24"/>
+          <w:szCs w:val="24"/>
+        </w:rPr>
+      </w:pPr>
+      <w:proofErr w:type="spellStart"/>
+      <w:r>
+        <w:rPr>
+          <w:rFonts w:ascii="Times New Roman" w:hAnsi="Times New Roman" w:cs="Times New Roman"/>
+          <w:sz w:val="24"/>
+          <w:szCs w:val="24"/>
+        </w:rPr>
+        <w:t>Discord</w:t>
+      </w:r>
+      <w:proofErr w:type="spellEnd"/>
+    </w:p>
+    <w:p>
+      <w:pPr>
+        <w:pStyle w:val="Listaszerbekezds"/>
+        <w:numPr>
+          <w:ilvl w:val="0"/>
+          <w:numId w:val="2"/>
+        </w:numPr>
+        <w:rPr>
+          <w:rFonts w:ascii="Times New Roman" w:hAnsi="Times New Roman" w:cs="Times New Roman"/>
+          <w:sz w:val="24"/>
+          <w:szCs w:val="24"/>
+        </w:rPr>
+      </w:pPr>
+      <w:r>
+        <w:rPr>
+          <w:rFonts w:ascii="Times New Roman" w:hAnsi="Times New Roman" w:cs="Times New Roman"/>
+          <w:sz w:val="24"/>
+          <w:szCs w:val="24"/>
+        </w:rPr>
+        <w:t>GitHub</w:t>
+      </w:r>
+    </w:p>
+    <w:p>
+      <w:pPr>
+        <w:pStyle w:val="Listaszerbekezds"/>
+        <w:numPr>
+          <w:ilvl w:val="0"/>
+          <w:numId w:val="2"/>
+        </w:numPr>
+        <w:rPr>
+          <w:rFonts w:ascii="Times New Roman" w:hAnsi="Times New Roman" w:cs="Times New Roman"/>
+          <w:sz w:val="24"/>
+          <w:szCs w:val="24"/>
+        </w:rPr>
+      </w:pPr>
+      <w:r>
+        <w:rPr>
+          <w:rFonts w:ascii="Times New Roman" w:hAnsi="Times New Roman" w:cs="Times New Roman"/>
+          <w:sz w:val="24"/>
+          <w:szCs w:val="24"/>
+        </w:rPr>
+        <w:t xml:space="preserve">Visual </w:t>
+      </w:r>
+      <w:proofErr w:type="spellStart"/>
+      <w:r>
+        <w:rPr>
+          <w:rFonts w:ascii="Times New Roman" w:hAnsi="Times New Roman" w:cs="Times New Roman"/>
+          <w:sz w:val="24"/>
+          <w:szCs w:val="24"/>
+        </w:rPr>
+        <w:t>Studio</w:t>
+      </w:r>
+      <w:proofErr w:type="spellEnd"/>
+    </w:p>
+    <w:p>
+      <w:pPr>
+        <w:pStyle w:val="Listaszerbekezds"/>
+        <w:numPr>
+          <w:ilvl w:val="0"/>
+          <w:numId w:val="2"/>
+        </w:numPr>
+        <w:rPr>
+          <w:rFonts w:ascii="Times New Roman" w:hAnsi="Times New Roman" w:cs="Times New Roman"/>
+          <w:sz w:val="24"/>
+          <w:szCs w:val="24"/>
+        </w:rPr>
+      </w:pPr>
+      <w:r>
+        <w:rPr>
+          <w:rFonts w:ascii="Times New Roman" w:hAnsi="Times New Roman" w:cs="Times New Roman"/>
+          <w:sz w:val="24"/>
+          <w:szCs w:val="24"/>
+        </w:rPr>
+        <w:t xml:space="preserve">Visual </w:t>
+      </w:r>
+      <w:proofErr w:type="spellStart"/>
+      <w:r>
+        <w:rPr>
+          <w:rFonts w:ascii="Times New Roman" w:hAnsi="Times New Roman" w:cs="Times New Roman"/>
+          <w:sz w:val="24"/>
+          <w:szCs w:val="24"/>
+        </w:rPr>
+        <w:t>Studio</w:t>
+      </w:r>
+      <w:proofErr w:type="spellEnd"/>
+      <w:r>
+        <w:rPr>
+          <w:rFonts w:ascii="Times New Roman" w:hAnsi="Times New Roman" w:cs="Times New Roman"/>
+          <w:sz w:val="24"/>
+          <w:szCs w:val="24"/>
+        </w:rPr>
+        <w:t xml:space="preserve"> </w:t>
+      </w:r>
+      <w:proofErr w:type="spellStart"/>
+      <w:r>
+        <w:rPr>
+          <w:rFonts w:ascii="Times New Roman" w:hAnsi="Times New Roman" w:cs="Times New Roman"/>
+          <w:sz w:val="24"/>
+          <w:szCs w:val="24"/>
+        </w:rPr>
+        <w:t>Code</w:t>
+      </w:r>
+      <w:proofErr w:type="spellEnd"/>
+    </w:p>
+    <w:p>
+      <w:pPr>
+        <w:pStyle w:val="Listaszerbekezds"/>
+        <w:numPr>
+          <w:ilvl w:val="0"/>
+          <w:numId w:val="2"/>
+        </w:numPr>
+        <w:rPr>
+          <w:rFonts w:ascii="Times New Roman" w:hAnsi="Times New Roman" w:cs="Times New Roman"/>
+          <w:sz w:val="24"/>
+          <w:szCs w:val="24"/>
+        </w:rPr>
+      </w:pPr>
+      <w:r>
+        <w:rPr>
+          <w:rFonts w:ascii="Times New Roman" w:hAnsi="Times New Roman" w:cs="Times New Roman"/>
+          <w:sz w:val="24"/>
+          <w:szCs w:val="24"/>
+        </w:rPr>
+        <w:t>Docker</w:t>
+      </w:r>
+    </w:p>
+    <w:p>
+      <w:pPr>
+        <w:pStyle w:val="Listaszerbekezds"/>
+        <w:numPr>
+          <w:ilvl w:val="0"/>
+          <w:numId w:val="2"/>
+        </w:numPr>
+        <w:rPr>
+          <w:rFonts w:ascii="Times New Roman" w:hAnsi="Times New Roman" w:cs="Times New Roman"/>
+          <w:sz w:val="24"/>
+          <w:szCs w:val="24"/>
+        </w:rPr>
+      </w:pPr>
+      <w:proofErr w:type="spellStart"/>
+      <w:r>
+        <w:rPr>
+          <w:rFonts w:ascii="Times New Roman" w:hAnsi="Times New Roman" w:cs="Times New Roman"/>
+          <w:sz w:val="24"/>
+          <w:szCs w:val="24"/>
+        </w:rPr>
+        <w:t>PostMan</w:t>
+      </w:r>
+      <w:proofErr w:type="spellEnd"/>
+    </w:p>
+    <w:p/>
+    <w:p>
+      <w:r>
+        <w:br w:type="page"/>
+      </w:r>
+    </w:p>
+    <w:p>
+      <w:pPr>
+        <w:pStyle w:val="Cmsor1"/>
+      </w:pPr>
+      <w:bookmarkStart w:id="6" w:name="_Toc221019652"/>
+      <w:r>
+        <w:lastRenderedPageBreak/>
+        <w:t>Melléklet</w:t>
+      </w:r>
+      <w:bookmarkEnd w:id="6"/>
+    </w:p>
+    <w:p>
+      <w:pPr>
+        <w:ind w:right="141"/>
+        <w:rPr>
+          <w:rFonts w:ascii="Times New Roman" w:hAnsi="Times New Roman" w:cs="Times New Roman"/>
+          <w:sz w:val="24"/>
+          <w:szCs w:val="24"/>
+        </w:rPr>
+      </w:pPr>
+      <w:proofErr w:type="spellStart"/>
+      <w:r>
+        <w:rPr>
+          <w:rFonts w:ascii="Times New Roman" w:hAnsi="Times New Roman" w:cs="Times New Roman"/>
+          <w:sz w:val="24"/>
+          <w:szCs w:val="24"/>
+        </w:rPr>
+        <w:t>Gantt</w:t>
+      </w:r>
+      <w:proofErr w:type="spellEnd"/>
+      <w:r>
+        <w:rPr>
+          <w:rFonts w:ascii="Times New Roman" w:hAnsi="Times New Roman" w:cs="Times New Roman"/>
+          <w:sz w:val="24"/>
+          <w:szCs w:val="24"/>
+        </w:rPr>
+        <w:t xml:space="preserve"> diagram</w:t>
+      </w:r>
+    </w:p>
+    <w:p>
+      <w:pPr>
+        <w:rPr>
+          <w:rFonts w:ascii="Times New Roman" w:hAnsi="Times New Roman" w:cs="Times New Roman"/>
+          <w:sz w:val="24"/>
+          <w:szCs w:val="24"/>
+        </w:rPr>
+      </w:pPr>
+    </w:p>
+    <w:p>
+      <w:pPr>
+        <w:ind w:right="141"/>
+        <w:rPr>
+          <w:rFonts w:ascii="Times New Roman" w:hAnsi="Times New Roman" w:cs="Times New Roman"/>
+          <w:sz w:val="24"/>
+          <w:szCs w:val="24"/>
+        </w:rPr>
+      </w:pPr>
+      <w:r>
+        <w:rPr>
+          <w:rFonts w:ascii="Times New Roman" w:hAnsi="Times New Roman" w:cs="Times New Roman"/>
+          <w:noProof/>
+          <w:sz w:val="24"/>
+          <w:szCs w:val="24"/>
+        </w:rPr>
+        <w:drawing>
+          <wp:inline distT="0" distB="0" distL="0" distR="0">
+            <wp:extent cx="5794745" cy="4315684"/>
+            <wp:effectExtent l="0" t="0" r="0" b="8890"/>
+            <wp:docPr id="2" name="Kép 2"/>
+            <wp:cNvGraphicFramePr>
+              <a:graphicFrameLocks xmlns:a="http://schemas.openxmlformats.org/drawingml/2006/main" noChangeAspect="1"/>
+            </wp:cNvGraphicFramePr>
+            <a:graphic xmlns:a="http://schemas.openxmlformats.org/drawingml/2006/main">
+              <a:graphicData uri="http://schemas.openxmlformats.org/drawingml/2006/picture">
+                <pic:pic xmlns:pic="http://schemas.openxmlformats.org/drawingml/2006/picture">
+                  <pic:nvPicPr>
+                    <pic:cNvPr id="0" name="Picture 1"/>
+                    <pic:cNvPicPr>
+                      <a:picLocks noChangeAspect="1" noChangeArrowheads="1"/>
+                    </pic:cNvPicPr>
+                  </pic:nvPicPr>
+                  <pic:blipFill>
+                    <a:blip r:embed="rId9">
+                      <a:extLst>
+                        <a:ext uri="{28A0092B-C50C-407E-A947-70E740481C1C}">
+                          <a14:useLocalDpi xmlns:a14="http://schemas.microsoft.com/office/drawing/2010/main" val="0"/>
+                        </a:ext>
+                      </a:extLst>
+                    </a:blip>
+                    <a:srcRect/>
+                    <a:stretch>
+                      <a:fillRect/>
+                    </a:stretch>
+                  </pic:blipFill>
+                  <pic:spPr bwMode="auto">
+                    <a:xfrm>
+                      <a:off x="0" y="0"/>
+                      <a:ext cx="5843151" cy="4351735"/>
+                    </a:xfrm>
+                    <a:prstGeom prst="rect">
+                      <a:avLst/>
+                    </a:prstGeom>
+                    <a:noFill/>
+                    <a:ln>
+                      <a:noFill/>
+                    </a:ln>
+                  </pic:spPr>
+                </pic:pic>
+              </a:graphicData>
+            </a:graphic>
+          </wp:inline>
+        </w:drawing>
+      </w:r>
+    </w:p>
+    <w:p>
+      <w:pPr>
+        <w:pStyle w:val="Kpalrs"/>
+        <w:jc w:val="center"/>
+        <w:rPr>
+          <w:rFonts w:ascii="Times New Roman" w:hAnsi="Times New Roman" w:cs="Times New Roman"/>
+          <w:sz w:val="24"/>
+          <w:szCs w:val="24"/>
+        </w:rPr>
+      </w:pPr>
+      <w:r>
+        <w:rPr>
+          <w:rFonts w:ascii="Times New Roman" w:hAnsi="Times New Roman" w:cs="Times New Roman"/>
+          <w:sz w:val="24"/>
+          <w:szCs w:val="24"/>
+        </w:rPr>
+        <w:fldChar w:fldCharType="begin"/>
+      </w:r>
+      <w:r>
+        <w:rPr>
+          <w:rFonts w:ascii="Times New Roman" w:hAnsi="Times New Roman" w:cs="Times New Roman"/>
+          <w:sz w:val="24"/>
+          <w:szCs w:val="24"/>
+        </w:rPr>
+        <w:instrText xml:space="preserve"> SEQ ábra \* ARABIC </w:instrText>
+      </w:r>
+      <w:r>
+        <w:rPr>
+          <w:rFonts w:ascii="Times New Roman" w:hAnsi="Times New Roman" w:cs="Times New Roman"/>
+          <w:sz w:val="24"/>
+          <w:szCs w:val="24"/>
+        </w:rPr>
+        <w:fldChar w:fldCharType="separate"/>
+      </w:r>
+      <w:r>
+        <w:rPr>
+          <w:rFonts w:ascii="Times New Roman" w:hAnsi="Times New Roman" w:cs="Times New Roman"/>
+          <w:noProof/>
+          <w:sz w:val="24"/>
+          <w:szCs w:val="24"/>
+        </w:rPr>
+        <w:t>1</w:t>
+      </w:r>
+      <w:r>
+        <w:rPr>
+          <w:rFonts w:ascii="Times New Roman" w:hAnsi="Times New Roman" w:cs="Times New Roman"/>
+          <w:sz w:val="24"/>
+          <w:szCs w:val="24"/>
+        </w:rPr>
+        <w:fldChar w:fldCharType="end"/>
+      </w:r>
+      <w:r>
+        <w:t xml:space="preserve">. ábra: </w:t>
+      </w:r>
+      <w:proofErr w:type="spellStart"/>
+      <w:r>
+        <w:t>Gantt</w:t>
+      </w:r>
+      <w:proofErr w:type="spellEnd"/>
+      <w:r>
+        <w:t xml:space="preserve"> Diagram</w:t>
       </w:r>
     </w:p>
     <w:sectPr>
@@ -618,6 +2016,317 @@
     </w:sectPr>
   </w:body>
 </w:document>
+</file>
+
+<file path=word/endnotes.xml><?xml version="1.0" encoding="utf-8"?>
+<w:endnotes xmlns:wpc="http://schemas.microsoft.com/office/word/2010/wordprocessingCanvas" xmlns:cx="http://schemas.microsoft.com/office/drawing/2014/chartex" xmlns:cx1="http://schemas.microsoft.com/office/drawing/2015/9/8/chartex" xmlns:cx2="http://schemas.microsoft.com/office/drawing/2015/10/21/chartex" xmlns:cx3="http://schemas.microsoft.com/office/drawing/2016/5/9/chartex" xmlns:cx4="http://schemas.microsoft.com/office/drawing/2016/5/10/chartex" xmlns:cx5="http://schemas.microsoft.com/office/drawing/2016/5/11/chartex" xmlns:cx6="http://schemas.microsoft.com/office/drawing/2016/5/12/chartex" xmlns:cx7="http://schemas.microsoft.com/office/drawing/2016/5/13/chartex" xmlns:cx8="http://schemas.microsoft.com/office/drawing/2016/5/14/chartex" xmlns:mc="http://schemas.openxmlformats.org/markup-compatibility/2006" xmlns:aink="http://schemas.microsoft.com/office/drawing/2016/ink" xmlns:am3d="http://schemas.microsoft.com/office/drawing/2017/model3d" xmlns:o="urn:schemas-microsoft-com:office:office" xmlns:r="http://schemas.openxmlformats.org/officeDocument/2006/relationships" xmlns:m="http://schemas.openxmlformats.org/officeDocument/2006/math" xmlns:v="urn:schemas-microsoft-com:vml" xmlns:wp14="http://schemas.microsoft.com/office/word/2010/wordprocessingDrawing" xmlns:wp="http://schemas.openxmlformats.org/drawingml/2006/wordprocessingDrawing" xmlns:w10="urn:schemas-microsoft-com:office:word" xmlns:w="http://schemas.openxmlformats.org/wordprocessingml/2006/main" xmlns:w14="http://schemas.microsoft.com/office/word/2010/wordml" xmlns:w15="http://schemas.microsoft.com/office/word/2012/wordml" xmlns:w16cid="http://schemas.microsoft.com/office/word/2016/wordml/cid" xmlns:w16se="http://schemas.microsoft.com/office/word/2015/wordml/symex" xmlns:wpg="http://schemas.microsoft.com/office/word/2010/wordprocessingGroup" xmlns:wpi="http://schemas.microsoft.com/office/word/2010/wordprocessingInk" xmlns:wne="http://schemas.microsoft.com/office/word/2006/wordml" xmlns:wps="http://schemas.microsoft.com/office/word/2010/wordprocessingShape" mc:Ignorable="w14 w15 w16se w16cid wp14">
+  <w:endnote w:type="separator" w:id="-1">
+    <w:p>
+      <w:pPr>
+        <w:spacing w:after="0" w:line="240" w:lineRule="auto"/>
+      </w:pPr>
+      <w:r>
+        <w:separator/>
+      </w:r>
+    </w:p>
+  </w:endnote>
+  <w:endnote w:type="continuationSeparator" w:id="0">
+    <w:p>
+      <w:pPr>
+        <w:spacing w:after="0" w:line="240" w:lineRule="auto"/>
+      </w:pPr>
+      <w:r>
+        <w:continuationSeparator/>
+      </w:r>
+    </w:p>
+  </w:endnote>
+</w:endnotes>
+</file>
+
+<file path=word/footnotes.xml><?xml version="1.0" encoding="utf-8"?>
+<w:footnotes xmlns:wpc="http://schemas.microsoft.com/office/word/2010/wordprocessingCanvas" xmlns:cx="http://schemas.microsoft.com/office/drawing/2014/chartex" xmlns:cx1="http://schemas.microsoft.com/office/drawing/2015/9/8/chartex" xmlns:cx2="http://schemas.microsoft.com/office/drawing/2015/10/21/chartex" xmlns:cx3="http://schemas.microsoft.com/office/drawing/2016/5/9/chartex" xmlns:cx4="http://schemas.microsoft.com/office/drawing/2016/5/10/chartex" xmlns:cx5="http://schemas.microsoft.com/office/drawing/2016/5/11/chartex" xmlns:cx6="http://schemas.microsoft.com/office/drawing/2016/5/12/chartex" xmlns:cx7="http://schemas.microsoft.com/office/drawing/2016/5/13/chartex" xmlns:cx8="http://schemas.microsoft.com/office/drawing/2016/5/14/chartex" xmlns:mc="http://schemas.openxmlformats.org/markup-compatibility/2006" xmlns:aink="http://schemas.microsoft.com/office/drawing/2016/ink" xmlns:am3d="http://schemas.microsoft.com/office/drawing/2017/model3d" xmlns:o="urn:schemas-microsoft-com:office:office" xmlns:r="http://schemas.openxmlformats.org/officeDocument/2006/relationships" xmlns:m="http://schemas.openxmlformats.org/officeDocument/2006/math" xmlns:v="urn:schemas-microsoft-com:vml" xmlns:wp14="http://schemas.microsoft.com/office/word/2010/wordprocessingDrawing" xmlns:wp="http://schemas.openxmlformats.org/drawingml/2006/wordprocessingDrawing" xmlns:w10="urn:schemas-microsoft-com:office:word" xmlns:w="http://schemas.openxmlformats.org/wordprocessingml/2006/main" xmlns:w14="http://schemas.microsoft.com/office/word/2010/wordml" xmlns:w15="http://schemas.microsoft.com/office/word/2012/wordml" xmlns:w16cid="http://schemas.microsoft.com/office/word/2016/wordml/cid" xmlns:w16se="http://schemas.microsoft.com/office/word/2015/wordml/symex" xmlns:wpg="http://schemas.microsoft.com/office/word/2010/wordprocessingGroup" xmlns:wpi="http://schemas.microsoft.com/office/word/2010/wordprocessingInk" xmlns:wne="http://schemas.microsoft.com/office/word/2006/wordml" xmlns:wps="http://schemas.microsoft.com/office/word/2010/wordprocessingShape" mc:Ignorable="w14 w15 w16se w16cid wp14">
+  <w:footnote w:type="separator" w:id="-1">
+    <w:p>
+      <w:pPr>
+        <w:spacing w:after="0" w:line="240" w:lineRule="auto"/>
+      </w:pPr>
+      <w:r>
+        <w:separator/>
+      </w:r>
+    </w:p>
+  </w:footnote>
+  <w:footnote w:type="continuationSeparator" w:id="0">
+    <w:p>
+      <w:pPr>
+        <w:spacing w:after="0" w:line="240" w:lineRule="auto"/>
+      </w:pPr>
+      <w:r>
+        <w:continuationSeparator/>
+      </w:r>
+    </w:p>
+  </w:footnote>
+  <w:footnote w:id="1">
+    <w:p>
+      <w:pPr>
+        <w:pStyle w:val="Lbjegyzetszveg"/>
+      </w:pPr>
+      <w:r>
+        <w:rPr>
+          <w:rStyle w:val="Lbjegyzet-hivatkozs"/>
+        </w:rPr>
+        <w:footnoteRef/>
+      </w:r>
+      <w:r>
+        <w:t xml:space="preserve"> </w:t>
+      </w:r>
+      <w:proofErr w:type="spellStart"/>
+      <w:r>
+        <w:t>Gantt</w:t>
+      </w:r>
+      <w:proofErr w:type="spellEnd"/>
+      <w:r>
+        <w:t xml:space="preserve"> Diagram: saját forrás</w:t>
+      </w:r>
+    </w:p>
+  </w:footnote>
+</w:footnotes>
+</file>
+
+<file path=word/numbering.xml><?xml version="1.0" encoding="utf-8"?>
+<w:numbering xmlns:wpc="http://schemas.microsoft.com/office/word/2010/wordprocessingCanvas" xmlns:cx="http://schemas.microsoft.com/office/drawing/2014/chartex" xmlns:cx1="http://schemas.microsoft.com/office/drawing/2015/9/8/chartex" xmlns:cx2="http://schemas.microsoft.com/office/drawing/2015/10/21/chartex" xmlns:cx3="http://schemas.microsoft.com/office/drawing/2016/5/9/chartex" xmlns:cx4="http://schemas.microsoft.com/office/drawing/2016/5/10/chartex" xmlns:cx5="http://schemas.microsoft.com/office/drawing/2016/5/11/chartex" xmlns:cx6="http://schemas.microsoft.com/office/drawing/2016/5/12/chartex" xmlns:cx7="http://schemas.microsoft.com/office/drawing/2016/5/13/chartex" xmlns:cx8="http://schemas.microsoft.com/office/drawing/2016/5/14/chartex" xmlns:mc="http://schemas.openxmlformats.org/markup-compatibility/2006" xmlns:aink="http://schemas.microsoft.com/office/drawing/2016/ink" xmlns:am3d="http://schemas.microsoft.com/office/drawing/2017/model3d" xmlns:o="urn:schemas-microsoft-com:office:office" xmlns:r="http://schemas.openxmlformats.org/officeDocument/2006/relationships" xmlns:m="http://schemas.openxmlformats.org/officeDocument/2006/math" xmlns:v="urn:schemas-microsoft-com:vml" xmlns:wp14="http://schemas.microsoft.com/office/word/2010/wordprocessingDrawing" xmlns:wp="http://schemas.openxmlformats.org/drawingml/2006/wordprocessingDrawing" xmlns:w10="urn:schemas-microsoft-com:office:word" xmlns:w="http://schemas.openxmlformats.org/wordprocessingml/2006/main" xmlns:w14="http://schemas.microsoft.com/office/word/2010/wordml" xmlns:w15="http://schemas.microsoft.com/office/word/2012/wordml" xmlns:w16cid="http://schemas.microsoft.com/office/word/2016/wordml/cid" xmlns:w16se="http://schemas.microsoft.com/office/word/2015/wordml/symex" xmlns:wpg="http://schemas.microsoft.com/office/word/2010/wordprocessingGroup" xmlns:wpi="http://schemas.microsoft.com/office/word/2010/wordprocessingInk" xmlns:wne="http://schemas.microsoft.com/office/word/2006/wordml" xmlns:wps="http://schemas.microsoft.com/office/word/2010/wordprocessingShape" mc:Ignorable="w14 w15 w16se w16cid wp14">
+  <w:abstractNum w:abstractNumId="0" w15:restartNumberingAfterBreak="0">
+    <w:nsid w:val="2BC56249"/>
+    <w:multiLevelType w:val="hybridMultilevel"/>
+    <w:tmpl w:val="B31E3416"/>
+    <w:lvl w:ilvl="0" w:tplc="040E0001">
+      <w:start w:val="1"/>
+      <w:numFmt w:val="bullet"/>
+      <w:lvlText w:val=""/>
+      <w:lvlJc w:val="left"/>
+      <w:pPr>
+        <w:ind w:left="720" w:hanging="360"/>
+      </w:pPr>
+      <w:rPr>
+        <w:rFonts w:ascii="Symbol" w:hAnsi="Symbol" w:hint="default"/>
+      </w:rPr>
+    </w:lvl>
+    <w:lvl w:ilvl="1" w:tplc="040E0003" w:tentative="1">
+      <w:start w:val="1"/>
+      <w:numFmt w:val="bullet"/>
+      <w:lvlText w:val="o"/>
+      <w:lvlJc w:val="left"/>
+      <w:pPr>
+        <w:ind w:left="1440" w:hanging="360"/>
+      </w:pPr>
+      <w:rPr>
+        <w:rFonts w:ascii="Courier New" w:hAnsi="Courier New" w:cs="Courier New" w:hint="default"/>
+      </w:rPr>
+    </w:lvl>
+    <w:lvl w:ilvl="2" w:tplc="040E0005" w:tentative="1">
+      <w:start w:val="1"/>
+      <w:numFmt w:val="bullet"/>
+      <w:lvlText w:val=""/>
+      <w:lvlJc w:val="left"/>
+      <w:pPr>
+        <w:ind w:left="2160" w:hanging="360"/>
+      </w:pPr>
+      <w:rPr>
+        <w:rFonts w:ascii="Wingdings" w:hAnsi="Wingdings" w:hint="default"/>
+      </w:rPr>
+    </w:lvl>
+    <w:lvl w:ilvl="3" w:tplc="040E0001" w:tentative="1">
+      <w:start w:val="1"/>
+      <w:numFmt w:val="bullet"/>
+      <w:lvlText w:val=""/>
+      <w:lvlJc w:val="left"/>
+      <w:pPr>
+        <w:ind w:left="2880" w:hanging="360"/>
+      </w:pPr>
+      <w:rPr>
+        <w:rFonts w:ascii="Symbol" w:hAnsi="Symbol" w:hint="default"/>
+      </w:rPr>
+    </w:lvl>
+    <w:lvl w:ilvl="4" w:tplc="040E0003" w:tentative="1">
+      <w:start w:val="1"/>
+      <w:numFmt w:val="bullet"/>
+      <w:lvlText w:val="o"/>
+      <w:lvlJc w:val="left"/>
+      <w:pPr>
+        <w:ind w:left="3600" w:hanging="360"/>
+      </w:pPr>
+      <w:rPr>
+        <w:rFonts w:ascii="Courier New" w:hAnsi="Courier New" w:cs="Courier New" w:hint="default"/>
+      </w:rPr>
+    </w:lvl>
+    <w:lvl w:ilvl="5" w:tplc="040E0005" w:tentative="1">
+      <w:start w:val="1"/>
+      <w:numFmt w:val="bullet"/>
+      <w:lvlText w:val=""/>
+      <w:lvlJc w:val="left"/>
+      <w:pPr>
+        <w:ind w:left="4320" w:hanging="360"/>
+      </w:pPr>
+      <w:rPr>
+        <w:rFonts w:ascii="Wingdings" w:hAnsi="Wingdings" w:hint="default"/>
+      </w:rPr>
+    </w:lvl>
+    <w:lvl w:ilvl="6" w:tplc="040E0001" w:tentative="1">
+      <w:start w:val="1"/>
+      <w:numFmt w:val="bullet"/>
+      <w:lvlText w:val=""/>
+      <w:lvlJc w:val="left"/>
+      <w:pPr>
+        <w:ind w:left="5040" w:hanging="360"/>
+      </w:pPr>
+      <w:rPr>
+        <w:rFonts w:ascii="Symbol" w:hAnsi="Symbol" w:hint="default"/>
+      </w:rPr>
+    </w:lvl>
+    <w:lvl w:ilvl="7" w:tplc="040E0003" w:tentative="1">
+      <w:start w:val="1"/>
+      <w:numFmt w:val="bullet"/>
+      <w:lvlText w:val="o"/>
+      <w:lvlJc w:val="left"/>
+      <w:pPr>
+        <w:ind w:left="5760" w:hanging="360"/>
+      </w:pPr>
+      <w:rPr>
+        <w:rFonts w:ascii="Courier New" w:hAnsi="Courier New" w:cs="Courier New" w:hint="default"/>
+      </w:rPr>
+    </w:lvl>
+    <w:lvl w:ilvl="8" w:tplc="040E0005" w:tentative="1">
+      <w:start w:val="1"/>
+      <w:numFmt w:val="bullet"/>
+      <w:lvlText w:val=""/>
+      <w:lvlJc w:val="left"/>
+      <w:pPr>
+        <w:ind w:left="6480" w:hanging="360"/>
+      </w:pPr>
+      <w:rPr>
+        <w:rFonts w:ascii="Wingdings" w:hAnsi="Wingdings" w:hint="default"/>
+      </w:rPr>
+    </w:lvl>
+  </w:abstractNum>
+  <w:abstractNum w:abstractNumId="1" w15:restartNumberingAfterBreak="0">
+    <w:nsid w:val="694B272A"/>
+    <w:multiLevelType w:val="hybridMultilevel"/>
+    <w:tmpl w:val="7B8AFE38"/>
+    <w:lvl w:ilvl="0" w:tplc="040E0001">
+      <w:start w:val="1"/>
+      <w:numFmt w:val="bullet"/>
+      <w:lvlText w:val=""/>
+      <w:lvlJc w:val="left"/>
+      <w:pPr>
+        <w:ind w:left="3600" w:hanging="360"/>
+      </w:pPr>
+      <w:rPr>
+        <w:rFonts w:ascii="Symbol" w:hAnsi="Symbol" w:hint="default"/>
+      </w:rPr>
+    </w:lvl>
+    <w:lvl w:ilvl="1" w:tplc="040E0003" w:tentative="1">
+      <w:start w:val="1"/>
+      <w:numFmt w:val="bullet"/>
+      <w:lvlText w:val="o"/>
+      <w:lvlJc w:val="left"/>
+      <w:pPr>
+        <w:ind w:left="4320" w:hanging="360"/>
+      </w:pPr>
+      <w:rPr>
+        <w:rFonts w:ascii="Courier New" w:hAnsi="Courier New" w:cs="Courier New" w:hint="default"/>
+      </w:rPr>
+    </w:lvl>
+    <w:lvl w:ilvl="2" w:tplc="040E0005" w:tentative="1">
+      <w:start w:val="1"/>
+      <w:numFmt w:val="bullet"/>
+      <w:lvlText w:val=""/>
+      <w:lvlJc w:val="left"/>
+      <w:pPr>
+        <w:ind w:left="5040" w:hanging="360"/>
+      </w:pPr>
+      <w:rPr>
+        <w:rFonts w:ascii="Wingdings" w:hAnsi="Wingdings" w:hint="default"/>
+      </w:rPr>
+    </w:lvl>
+    <w:lvl w:ilvl="3" w:tplc="040E0001" w:tentative="1">
+      <w:start w:val="1"/>
+      <w:numFmt w:val="bullet"/>
+      <w:lvlText w:val=""/>
+      <w:lvlJc w:val="left"/>
+      <w:pPr>
+        <w:ind w:left="5760" w:hanging="360"/>
+      </w:pPr>
+      <w:rPr>
+        <w:rFonts w:ascii="Symbol" w:hAnsi="Symbol" w:hint="default"/>
+      </w:rPr>
+    </w:lvl>
+    <w:lvl w:ilvl="4" w:tplc="040E0003" w:tentative="1">
+      <w:start w:val="1"/>
+      <w:numFmt w:val="bullet"/>
+      <w:lvlText w:val="o"/>
+      <w:lvlJc w:val="left"/>
+      <w:pPr>
+        <w:ind w:left="6480" w:hanging="360"/>
+      </w:pPr>
+      <w:rPr>
+        <w:rFonts w:ascii="Courier New" w:hAnsi="Courier New" w:cs="Courier New" w:hint="default"/>
+      </w:rPr>
+    </w:lvl>
+    <w:lvl w:ilvl="5" w:tplc="040E0005" w:tentative="1">
+      <w:start w:val="1"/>
+      <w:numFmt w:val="bullet"/>
+      <w:lvlText w:val=""/>
+      <w:lvlJc w:val="left"/>
+      <w:pPr>
+        <w:ind w:left="7200" w:hanging="360"/>
+      </w:pPr>
+      <w:rPr>
+        <w:rFonts w:ascii="Wingdings" w:hAnsi="Wingdings" w:hint="default"/>
+      </w:rPr>
+    </w:lvl>
+    <w:lvl w:ilvl="6" w:tplc="040E0001" w:tentative="1">
+      <w:start w:val="1"/>
+      <w:numFmt w:val="bullet"/>
+      <w:lvlText w:val=""/>
+      <w:lvlJc w:val="left"/>
+      <w:pPr>
+        <w:ind w:left="7920" w:hanging="360"/>
+      </w:pPr>
+      <w:rPr>
+        <w:rFonts w:ascii="Symbol" w:hAnsi="Symbol" w:hint="default"/>
+      </w:rPr>
+    </w:lvl>
+    <w:lvl w:ilvl="7" w:tplc="040E0003" w:tentative="1">
+      <w:start w:val="1"/>
+      <w:numFmt w:val="bullet"/>
+      <w:lvlText w:val="o"/>
+      <w:lvlJc w:val="left"/>
+      <w:pPr>
+        <w:ind w:left="8640" w:hanging="360"/>
+      </w:pPr>
+      <w:rPr>
+        <w:rFonts w:ascii="Courier New" w:hAnsi="Courier New" w:cs="Courier New" w:hint="default"/>
+      </w:rPr>
+    </w:lvl>
+    <w:lvl w:ilvl="8" w:tplc="040E0005" w:tentative="1">
+      <w:start w:val="1"/>
+      <w:numFmt w:val="bullet"/>
+      <w:lvlText w:val=""/>
+      <w:lvlJc w:val="left"/>
+      <w:pPr>
+        <w:ind w:left="9360" w:hanging="360"/>
+      </w:pPr>
+      <w:rPr>
+        <w:rFonts w:ascii="Wingdings" w:hAnsi="Wingdings" w:hint="default"/>
+      </w:rPr>
+    </w:lvl>
+  </w:abstractNum>
+  <w:num w:numId="1">
+    <w:abstractNumId w:val="1"/>
+  </w:num>
+  <w:num w:numId="2">
+    <w:abstractNumId w:val="0"/>
+  </w:num>
+</w:numbering>
 </file>
 
 <file path=word/styles.xml><?xml version="1.0" encoding="utf-8"?>
@@ -1040,6 +2749,28 @@
       <w:szCs w:val="32"/>
     </w:rPr>
   </w:style>
+  <w:style w:type="paragraph" w:styleId="Cmsor2">
+    <w:name w:val="heading 2"/>
+    <w:basedOn w:val="Norml"/>
+    <w:next w:val="Norml"/>
+    <w:link w:val="Cmsor2Char"/>
+    <w:uiPriority w:val="9"/>
+    <w:unhideWhenUsed/>
+    <w:qFormat/>
+    <w:rsid w:val="00F025F9"/>
+    <w:pPr>
+      <w:keepNext/>
+      <w:keepLines/>
+      <w:spacing w:before="40" w:after="0"/>
+      <w:outlineLvl w:val="1"/>
+    </w:pPr>
+    <w:rPr>
+      <w:rFonts w:asciiTheme="majorHAnsi" w:eastAsiaTheme="majorEastAsia" w:hAnsiTheme="majorHAnsi" w:cstheme="majorBidi"/>
+      <w:color w:val="2F5496" w:themeColor="accent1" w:themeShade="BF"/>
+      <w:sz w:val="26"/>
+      <w:szCs w:val="26"/>
+    </w:rPr>
+  </w:style>
   <w:style w:type="character" w:default="1" w:styleId="Bekezdsalapbettpusa">
     <w:name w:val="Default Paragraph Font"/>
     <w:uiPriority w:val="1"/>
@@ -1079,6 +2810,131 @@
       <w:color w:val="000000" w:themeColor="text1"/>
       <w:sz w:val="28"/>
       <w:szCs w:val="32"/>
+    </w:rPr>
+  </w:style>
+  <w:style w:type="character" w:customStyle="1" w:styleId="Cmsor2Char">
+    <w:name w:val="Címsor 2 Char"/>
+    <w:basedOn w:val="Bekezdsalapbettpusa"/>
+    <w:link w:val="Cmsor2"/>
+    <w:uiPriority w:val="9"/>
+    <w:rsid w:val="00F025F9"/>
+    <w:rPr>
+      <w:rFonts w:asciiTheme="majorHAnsi" w:eastAsiaTheme="majorEastAsia" w:hAnsiTheme="majorHAnsi" w:cstheme="majorBidi"/>
+      <w:color w:val="2F5496" w:themeColor="accent1" w:themeShade="BF"/>
+      <w:sz w:val="26"/>
+      <w:szCs w:val="26"/>
+    </w:rPr>
+  </w:style>
+  <w:style w:type="paragraph" w:styleId="Kpalrs">
+    <w:name w:val="caption"/>
+    <w:basedOn w:val="Norml"/>
+    <w:next w:val="Norml"/>
+    <w:uiPriority w:val="35"/>
+    <w:unhideWhenUsed/>
+    <w:qFormat/>
+    <w:rsid w:val="00F025F9"/>
+    <w:pPr>
+      <w:spacing w:after="200" w:line="240" w:lineRule="auto"/>
+    </w:pPr>
+    <w:rPr>
+      <w:i/>
+      <w:iCs/>
+      <w:color w:val="44546A" w:themeColor="text2"/>
+      <w:sz w:val="18"/>
+      <w:szCs w:val="18"/>
+    </w:rPr>
+  </w:style>
+  <w:style w:type="paragraph" w:styleId="Lbjegyzetszveg">
+    <w:name w:val="footnote text"/>
+    <w:basedOn w:val="Norml"/>
+    <w:link w:val="LbjegyzetszvegChar"/>
+    <w:uiPriority w:val="99"/>
+    <w:semiHidden/>
+    <w:unhideWhenUsed/>
+    <w:rsid w:val="0050476D"/>
+    <w:pPr>
+      <w:spacing w:after="0" w:line="240" w:lineRule="auto"/>
+    </w:pPr>
+    <w:rPr>
+      <w:sz w:val="20"/>
+      <w:szCs w:val="20"/>
+    </w:rPr>
+  </w:style>
+  <w:style w:type="character" w:customStyle="1" w:styleId="LbjegyzetszvegChar">
+    <w:name w:val="Lábjegyzetszöveg Char"/>
+    <w:basedOn w:val="Bekezdsalapbettpusa"/>
+    <w:link w:val="Lbjegyzetszveg"/>
+    <w:uiPriority w:val="99"/>
+    <w:semiHidden/>
+    <w:rsid w:val="0050476D"/>
+    <w:rPr>
+      <w:sz w:val="20"/>
+      <w:szCs w:val="20"/>
+    </w:rPr>
+  </w:style>
+  <w:style w:type="character" w:styleId="Lbjegyzet-hivatkozs">
+    <w:name w:val="footnote reference"/>
+    <w:basedOn w:val="Bekezdsalapbettpusa"/>
+    <w:uiPriority w:val="99"/>
+    <w:semiHidden/>
+    <w:unhideWhenUsed/>
+    <w:rsid w:val="0050476D"/>
+    <w:rPr>
+      <w:vertAlign w:val="superscript"/>
+    </w:rPr>
+  </w:style>
+  <w:style w:type="paragraph" w:styleId="Listaszerbekezds">
+    <w:name w:val="List Paragraph"/>
+    <w:basedOn w:val="Norml"/>
+    <w:uiPriority w:val="34"/>
+    <w:qFormat/>
+    <w:rsid w:val="0050476D"/>
+    <w:pPr>
+      <w:ind w:left="720"/>
+      <w:contextualSpacing/>
+    </w:pPr>
+  </w:style>
+  <w:style w:type="paragraph" w:styleId="Tartalomjegyzkcmsora">
+    <w:name w:val="TOC Heading"/>
+    <w:basedOn w:val="Cmsor1"/>
+    <w:next w:val="Norml"/>
+    <w:uiPriority w:val="39"/>
+    <w:unhideWhenUsed/>
+    <w:qFormat/>
+    <w:rsid w:val="005C5C00"/>
+    <w:pPr>
+      <w:spacing w:before="240" w:after="0"/>
+      <w:outlineLvl w:val="9"/>
+    </w:pPr>
+    <w:rPr>
+      <w:rFonts w:asciiTheme="majorHAnsi" w:hAnsiTheme="majorHAnsi"/>
+      <w:b w:val="0"/>
+      <w:color w:val="2F5496" w:themeColor="accent1" w:themeShade="BF"/>
+      <w:sz w:val="32"/>
+      <w:lang w:eastAsia="hu-HU"/>
+    </w:rPr>
+  </w:style>
+  <w:style w:type="paragraph" w:styleId="TJ1">
+    <w:name w:val="toc 1"/>
+    <w:basedOn w:val="Norml"/>
+    <w:next w:val="Norml"/>
+    <w:autoRedefine/>
+    <w:uiPriority w:val="39"/>
+    <w:unhideWhenUsed/>
+    <w:rsid w:val="005C5C00"/>
+    <w:pPr>
+      <w:spacing w:after="100"/>
+    </w:pPr>
+  </w:style>
+  <w:style w:type="character" w:styleId="Hiperhivatkozs">
+    <w:name w:val="Hyperlink"/>
+    <w:basedOn w:val="Bekezdsalapbettpusa"/>
+    <w:uiPriority w:val="99"/>
+    <w:unhideWhenUsed/>
+    <w:rsid w:val="005C5C00"/>
+    <w:rPr>
+      <w:color w:val="0563C1" w:themeColor="hyperlink"/>
+      <w:u w:val="single"/>
     </w:rPr>
   </w:style>
 </w:styles>
@@ -1377,4 +3233,16 @@
     </a:ext>
   </a:extLst>
 </a:theme>
+</file>
+
+<file path=customXml/item1.xml><?xml version="1.0" encoding="utf-8"?>
+<b:Sources xmlns:b="http://schemas.openxmlformats.org/officeDocument/2006/bibliography" xmlns="http://schemas.openxmlformats.org/officeDocument/2006/bibliography" SelectedStyle="\APASixthEditionOfficeOnline.xsl" StyleName="APA" Version="6"/>
+</file>
+
+<file path=customXml/itemProps1.xml><?xml version="1.0" encoding="utf-8"?>
+<ds:datastoreItem xmlns:ds="http://schemas.openxmlformats.org/officeDocument/2006/customXml" ds:itemID="{C98D623B-43DF-4D1F-8E02-66F59DEC301E}">
+  <ds:schemaRefs>
+    <ds:schemaRef ds:uri="http://schemas.openxmlformats.org/officeDocument/2006/bibliography"/>
+  </ds:schemaRefs>
+</ds:datastoreItem>
 </file>